--- a/Personal/Personal_1/Session03_BaoCao_Template.docx
+++ b/Personal/Personal_1/Session03_BaoCao_Template.docx
@@ -346,12 +346,7 @@
               </w:rPr>
             </w:pPr>
             <w:r>
-              <w:rPr>
-                <w:color w:val="000000" w:themeColor="text1"/>
-                <w:sz w:val="22"/>
-                <w:szCs w:val="22"/>
-              </w:rPr>
-              <w:t>……………………………………………</w:t>
+              <w:t>24732091_NguyenDuongKhang_Cystone</w:t>
             </w:r>
           </w:p>
         </w:tc>
@@ -420,91 +415,37 @@
     </w:p>
     <w:p>
       <w:pPr>
-        <w:pBdr>
-          <w:bottom w:val="single" w:sz="6" w:space="0" w:color="999999"/>
-        </w:pBdr>
-        <w:spacing w:after="300" w:line="360" w:lineRule="auto"/>
-        <w:rPr>
-          <w:b/>
-          <w:bCs/>
-          <w:color w:val="000000" w:themeColor="text1"/>
-          <w:lang w:val="vi-VN"/>
+        <w:pStyle w:val="Heading2"/>
+        <w:spacing w:line="360" w:lineRule="auto"/>
+        <w:rPr>
+          <w:color w:val="auto"/>
+          <w:sz w:val="20"/>
+          <w:szCs w:val="20"/>
         </w:rPr>
       </w:pPr>
       <w:hyperlink r:id="rId6" w:history="1">
         <w:r>
           <w:rPr>
             <w:rStyle w:val="Hyperlink"/>
-            <w:color w:val="000000" w:themeColor="text1"/>
-            <w:sz w:val="22"/>
-            <w:szCs w:val="22"/>
+            <w:sz w:val="20"/>
+            <w:szCs w:val="20"/>
           </w:rPr>
-          <w:t>https://github.com/&lt;MSSV_HoTen_Cystone&gt;/&lt;ten-repo&gt;</w:t>
+          <w:t>https://github.com/khang2112/24732091_NguyenDuongKhang_Cystone</w:t>
         </w:r>
       </w:hyperlink>
-      <w:r>
-        <w:rPr>
-          <w:rStyle w:val="Hyperlink"/>
-          <w:color w:val="000000" w:themeColor="text1"/>
-          <w:sz w:val="22"/>
-          <w:szCs w:val="22"/>
-          <w:lang w:val="vi-VN"/>
-        </w:rPr>
-        <w:t xml:space="preserve"> </w:t>
-      </w:r>
-      <w:r>
-        <w:rPr>
-          <w:rStyle w:val="Hyperlink"/>
-          <w:b/>
-          <w:bCs/>
-          <w:color w:val="000000" w:themeColor="text1"/>
-          <w:sz w:val="22"/>
-          <w:szCs w:val="22"/>
-          <w:u w:val="none"/>
-          <w:lang w:val="vi-VN"/>
-        </w:rPr>
-        <w:t>(lưu ý chỉnh chế độ public)</w:t>
-      </w:r>
     </w:p>
     <w:p>
       <w:pPr>
-        <w:spacing w:after="300" w:line="360" w:lineRule="auto"/>
-        <w:rPr>
-          <w:color w:val="000000" w:themeColor="text1"/>
-          <w:lang w:val="vi-VN"/>
-        </w:rPr>
-      </w:pPr>
-      <w:r>
-        <w:rPr>
-          <w:i/>
-          <w:iCs/>
-          <w:color w:val="000000" w:themeColor="text1"/>
-          <w:lang w:val="vi-VN"/>
-        </w:rPr>
-        <w:t xml:space="preserve">→ Thay đường link phía trên bằng link repo </w:t>
-      </w:r>
-      <w:r>
-        <w:rPr>
-          <w:i/>
-          <w:iCs/>
-          <w:color w:val="000000" w:themeColor="text1"/>
-          <w:lang w:val="vi-VN"/>
-        </w:rPr>
-        <w:t>GitHub thật của bạn sau khi đã push code.</w:t>
-      </w:r>
-      <w:bookmarkStart w:id="0" w:name="_GoBack"/>
-      <w:bookmarkEnd w:id="0"/>
-    </w:p>
-    <w:p>
-      <w:pPr>
         <w:pStyle w:val="Heading2"/>
         <w:spacing w:line="360" w:lineRule="auto"/>
         <w:rPr>
+          <w:b/>
           <w:color w:val="000000" w:themeColor="text1"/>
         </w:rPr>
       </w:pPr>
       <w:r>
         <w:rPr>
+          <w:b/>
           <w:color w:val="000000" w:themeColor="text1"/>
         </w:rPr>
         <w:t>3. Minh chứng</w:t>
@@ -546,7 +487,59 @@
           <w:iCs/>
           <w:color w:val="000000" w:themeColor="text1"/>
         </w:rPr>
-        <w:t xml:space="preserve">    [ Dán ảnh chụp full màn hình vào đây ]    </w:t>
+        <w:t xml:space="preserve">    </w:t>
+      </w:r>
+      <w:bookmarkStart w:id="0" w:name="_GoBack"/>
+      <w:r>
+        <w:rPr>
+          <w:i/>
+          <w:iCs/>
+          <w:color w:val="000000" w:themeColor="text1"/>
+        </w:rPr>
+        <w:drawing>
+          <wp:inline distT="0" distB="0" distL="0" distR="0" wp14:anchorId="693FF49F" wp14:editId="5295CF0D">
+            <wp:extent cx="5943600" cy="2821305"/>
+            <wp:effectExtent l="0" t="0" r="0" b="0"/>
+            <wp:docPr id="1" name="Picture 1"/>
+            <wp:cNvGraphicFramePr>
+              <a:graphicFrameLocks xmlns:a="http://schemas.openxmlformats.org/drawingml/2006/main" noChangeAspect="1"/>
+            </wp:cNvGraphicFramePr>
+            <a:graphic xmlns:a="http://schemas.openxmlformats.org/drawingml/2006/main">
+              <a:graphicData uri="http://schemas.openxmlformats.org/drawingml/2006/picture">
+                <pic:pic xmlns:pic="http://schemas.openxmlformats.org/drawingml/2006/picture">
+                  <pic:nvPicPr>
+                    <pic:cNvPr id="0" name=""/>
+                    <pic:cNvPicPr/>
+                  </pic:nvPicPr>
+                  <pic:blipFill>
+                    <a:blip r:embed="rId7"/>
+                    <a:stretch>
+                      <a:fillRect/>
+                    </a:stretch>
+                  </pic:blipFill>
+                  <pic:spPr>
+                    <a:xfrm>
+                      <a:off x="0" y="0"/>
+                      <a:ext cx="5943600" cy="2821305"/>
+                    </a:xfrm>
+                    <a:prstGeom prst="rect">
+                      <a:avLst/>
+                    </a:prstGeom>
+                  </pic:spPr>
+                </pic:pic>
+              </a:graphicData>
+            </a:graphic>
+          </wp:inline>
+        </w:drawing>
+      </w:r>
+      <w:bookmarkEnd w:id="0"/>
+      <w:r>
+        <w:rPr>
+          <w:i/>
+          <w:iCs/>
+          <w:color w:val="000000" w:themeColor="text1"/>
+        </w:rPr>
+        <w:t xml:space="preserve">    </w:t>
       </w:r>
     </w:p>
     <w:sectPr>
@@ -1004,6 +997,33 @@
       <w:szCs w:val="20"/>
     </w:rPr>
   </w:style>
+  <w:style w:type="paragraph" w:styleId="BalloonText">
+    <w:name w:val="Balloon Text"/>
+    <w:basedOn w:val="Normal"/>
+    <w:link w:val="BalloonTextChar"/>
+    <w:uiPriority w:val="99"/>
+    <w:semiHidden/>
+    <w:unhideWhenUsed/>
+    <w:rsid w:val="00430F8B"/>
+    <w:rPr>
+      <w:rFonts w:ascii="Tahoma" w:hAnsi="Tahoma" w:cs="Tahoma"/>
+      <w:sz w:val="16"/>
+      <w:szCs w:val="16"/>
+    </w:rPr>
+  </w:style>
+  <w:style w:type="character" w:customStyle="1" w:styleId="BalloonTextChar">
+    <w:name w:val="Balloon Text Char"/>
+    <w:basedOn w:val="DefaultParagraphFont"/>
+    <w:link w:val="BalloonText"/>
+    <w:uiPriority w:val="99"/>
+    <w:semiHidden/>
+    <w:rsid w:val="00430F8B"/>
+    <w:rPr>
+      <w:rFonts w:ascii="Tahoma" w:hAnsi="Tahoma" w:cs="Tahoma"/>
+      <w:sz w:val="16"/>
+      <w:szCs w:val="16"/>
+    </w:rPr>
+  </w:style>
 </w:styles>
 </file>
 
@@ -1353,6 +1373,33 @@
     <w:rPr>
       <w:sz w:val="20"/>
       <w:szCs w:val="20"/>
+    </w:rPr>
+  </w:style>
+  <w:style w:type="paragraph" w:styleId="BalloonText">
+    <w:name w:val="Balloon Text"/>
+    <w:basedOn w:val="Normal"/>
+    <w:link w:val="BalloonTextChar"/>
+    <w:uiPriority w:val="99"/>
+    <w:semiHidden/>
+    <w:unhideWhenUsed/>
+    <w:rsid w:val="00430F8B"/>
+    <w:rPr>
+      <w:rFonts w:ascii="Tahoma" w:hAnsi="Tahoma" w:cs="Tahoma"/>
+      <w:sz w:val="16"/>
+      <w:szCs w:val="16"/>
+    </w:rPr>
+  </w:style>
+  <w:style w:type="character" w:customStyle="1" w:styleId="BalloonTextChar">
+    <w:name w:val="Balloon Text Char"/>
+    <w:basedOn w:val="DefaultParagraphFont"/>
+    <w:link w:val="BalloonText"/>
+    <w:uiPriority w:val="99"/>
+    <w:semiHidden/>
+    <w:rsid w:val="00430F8B"/>
+    <w:rPr>
+      <w:rFonts w:ascii="Tahoma" w:hAnsi="Tahoma" w:cs="Tahoma"/>
+      <w:sz w:val="16"/>
+      <w:szCs w:val="16"/>
     </w:rPr>
   </w:style>
 </w:styles>
@@ -1647,7 +1694,7 @@
   <a:extraClrSchemeLst/>
   <a:extLst>
     <a:ext uri="{05A4C25C-085E-4340-85A3-A5531E510DB2}">
-      <thm15:themeFamily xmlns:thm15="http://schemas.microsoft.com/office/thememl/2012/main" xmlns="" name="Office Theme" id="{62F939B6-93AF-4DB8-9C6B-D6C7DFDC589F}" vid="{4A3C46E8-61CC-4603-A589-7422A47A8E4A}"/>
+      <thm15:themeFamily xmlns="" xmlns:thm15="http://schemas.microsoft.com/office/thememl/2012/main" name="Office Theme" id="{62F939B6-93AF-4DB8-9C6B-D6C7DFDC589F}" vid="{4A3C46E8-61CC-4603-A589-7422A47A8E4A}"/>
     </a:ext>
   </a:extLst>
 </a:theme>
